--- a/docs/posts/robocopy-gui/index.docx
+++ b/docs/posts/robocopy-gui/index.docx
@@ -52,7 +52,7 @@
         </w:p>
       </w:sdtContent>
     </w:sdt>
-    <w:bookmarkStart w:id="9" w:name="robocopy-command-generator"/>
+    <w:bookmarkStart w:id="11" w:name="robocopy-command-generator"/>
     <w:p>
       <w:pPr>
         <w:pStyle w:val="Heading2"/>
@@ -73,18 +73,40 @@
       <w:pPr>
         <w:pStyle w:val="BodyText"/>
       </w:pPr>
-      <w:r>
-        <w:t xml:space="preserve">Open in New Tab</w:t>
-      </w:r>
+      <w:hyperlink r:id="rId9">
+        <w:r>
+          <w:rPr>
+            <w:rStyle w:val="Hyperlink"/>
+          </w:rPr>
+          <w:t xml:space="preserve"> </w:t>
+        </w:r>
+        <w:r>
+          <w:rPr>
+            <w:rStyle w:val="Hyperlink"/>
+          </w:rPr>
+          <w:t xml:space="preserve">Open app</w:t>
+        </w:r>
+      </w:hyperlink>
       <w:r>
         <w:t xml:space="preserve"> </w:t>
       </w:r>
-      <w:r>
-        <w:t xml:space="preserve">View Source Code</w:t>
-      </w:r>
-    </w:p>
-    <w:bookmarkEnd w:id="9"/>
-    <w:bookmarkStart w:id="10" w:name="features"/>
+      <w:hyperlink r:id="rId10">
+        <w:r>
+          <w:rPr>
+            <w:rStyle w:val="Hyperlink"/>
+          </w:rPr>
+          <w:t xml:space="preserve"> </w:t>
+        </w:r>
+        <w:r>
+          <w:rPr>
+            <w:rStyle w:val="Hyperlink"/>
+          </w:rPr>
+          <w:t xml:space="preserve">GitHub</w:t>
+        </w:r>
+      </w:hyperlink>
+    </w:p>
+    <w:bookmarkEnd w:id="11"/>
+    <w:bookmarkStart w:id="12" w:name="features"/>
     <w:p>
       <w:pPr>
         <w:pStyle w:val="Heading2"/>
@@ -232,8 +254,8 @@
         <w:t xml:space="preserve">: Tooltips and descriptions for each option</w:t>
       </w:r>
     </w:p>
-    <w:bookmarkEnd w:id="10"/>
-    <w:bookmarkStart w:id="12" w:name="technical-details"/>
+    <w:bookmarkEnd w:id="12"/>
+    <w:bookmarkStart w:id="13" w:name="technical-details"/>
     <w:p>
       <w:pPr>
         <w:pStyle w:val="Heading2"/>
@@ -252,7 +274,7 @@
       <w:r>
         <w:t xml:space="preserve"> </w:t>
       </w:r>
-      <w:hyperlink r:id="rId11">
+      <w:hyperlink r:id="rId10">
         <w:r>
           <w:rPr>
             <w:rStyle w:val="Hyperlink"/>
@@ -272,8 +294,8 @@
         <w:t xml:space="preserve">The interface translates user selections into proper robocopy syntax, helping both beginners learn the command structure and experienced users save time on complex operations.</w:t>
       </w:r>
     </w:p>
-    <w:bookmarkEnd w:id="12"/>
-    <w:bookmarkStart w:id="13" w:name="use-cases"/>
+    <w:bookmarkEnd w:id="13"/>
+    <w:bookmarkStart w:id="14" w:name="use-cases"/>
     <w:p>
       <w:pPr>
         <w:pStyle w:val="Heading2"/>
@@ -362,7 +384,7 @@
       <w:r>
         <w:t xml:space="preserve"> </w:t>
       </w:r>
-      <w:hyperlink r:id="rId11">
+      <w:hyperlink r:id="rId10">
         <w:r>
           <w:rPr>
             <w:rStyle w:val="Hyperlink"/>
@@ -371,7 +393,7 @@
         </w:r>
       </w:hyperlink>
     </w:p>
-    <w:bookmarkEnd w:id="13"/>
+    <w:bookmarkEnd w:id="14"/>
     <w:sectPr>
       <w:footnotePr>
         <w:numRestart w:val="eachSect"/>
